--- a/word_reports/LP_0355_위치_306_The Silverlong Guitars_Cl.docx
+++ b/word_reports/LP_0355_위치_306_The Silverlong Guitars_Cl.docx
@@ -4,7 +4,7 @@
   <w:body>
     <w:p>
       <w:pPr>
-        <w:spacing w:after="280"/>
+        <w:spacing w:after="80"/>
       </w:pPr>
       <w:r>
         <w:rPr w:rFonts="맑은 고딕">
@@ -13,94 +13,47 @@
           <w:color w:val="1E3A8A"/>
           <w:sz w:val="30"/>
         </w:rPr>
-        <w:t>[306] The Silverlong Guitars - Classic Guiter on Lovesongs</w:t>
+        <w:t>The Silverlong Guitars (실버롱 기타스) - Classic Guiter on Lovesongs</w:t>
       </w:r>
     </w:p>
     <w:p>
       <w:pPr>
-        <w:spacing w:after="320"/>
+        <w:spacing w:after="240"/>
       </w:pPr>
       <w:r>
         <w:rPr w:rFonts="맑은 고딕">
           <w:rFonts w:ascii="맑은 고딕" w:hAnsi="맑은 고딕" w:eastAsia="맑은 고딕"/>
           <w:b/>
-          <w:sz w:val="20"/>
+          <w:color w:val="4B5563"/>
+          <w:sz w:val="22"/>
         </w:rPr>
-        <w:t>■ 위치 : 306</w:t>
-        <w:br/>
-      </w:r>
-      <w:r>
-        <w:rPr w:rFonts="맑은 고딕">
-          <w:rFonts w:ascii="맑은 고딕" w:hAnsi="맑은 고딕" w:eastAsia="맑은 고딕"/>
-          <w:b/>
-          <w:sz w:val="20"/>
-        </w:rPr>
-        <w:t>■ 아티스트 : The Silverlong Guitars</w:t>
-        <w:br/>
-      </w:r>
-      <w:r>
-        <w:rPr w:rFonts="맑은 고딕">
-          <w:rFonts w:ascii="맑은 고딕" w:hAnsi="맑은 고딕" w:eastAsia="맑은 고딕"/>
-          <w:b/>
-          <w:sz w:val="20"/>
-        </w:rPr>
-        <w:t>■ 앨범명 : Classic Guiter on Lovesongs</w:t>
-        <w:br/>
-      </w:r>
-      <w:r>
-        <w:rPr w:rFonts="맑은 고딕">
-          <w:rFonts w:ascii="맑은 고딕" w:hAnsi="맑은 고딕" w:eastAsia="맑은 고딕"/>
-          <w:b w:val="0"/>
-          <w:sz w:val="20"/>
-        </w:rPr>
-        <w:t>■ 음반 레이블 : Fontana</w:t>
-        <w:br/>
-      </w:r>
-      <w:r>
-        <w:rPr w:rFonts="맑은 고딕">
-          <w:rFonts w:ascii="맑은 고딕" w:hAnsi="맑은 고딕" w:eastAsia="맑은 고딕"/>
-          <w:b w:val="0"/>
-          <w:sz w:val="20"/>
-        </w:rPr>
-        <w:t>■ 발매년도 : 1978</w:t>
-        <w:br/>
-      </w:r>
-      <w:r>
-        <w:rPr w:rFonts="맑은 고딕">
-          <w:rFonts w:ascii="맑은 고딕" w:hAnsi="맑은 고딕" w:eastAsia="맑은 고딕"/>
-          <w:b w:val="0"/>
-          <w:sz w:val="20"/>
-        </w:rPr>
-        <w:t>■ 장르 : 이지 리스닝 (Easy Listening), 클래식 기타 무드 음악 (Classic Guitar Mood Music)</w:t>
-        <w:br/>
-      </w:r>
-      <w:r>
-        <w:rPr w:rFonts="맑은 고딕">
-          <w:rFonts w:ascii="맑은 고딕" w:hAnsi="맑은 고딕" w:eastAsia="맑은 고딕"/>
-          <w:b w:val="0"/>
-          <w:sz w:val="20"/>
-        </w:rPr>
-        <w:t>■ 주요 수록곡 : 1. Romance de Amor (로망스 / 스페인 민요)</w:t>
-        <w:br/>
+        <w:t>위치 :  306</w:t>
       </w:r>
     </w:p>
     <w:p>
       <w:pPr>
-        <w:spacing w:after="160"/>
+        <w:spacing w:line="324" w:lineRule="auto" w:before="80" w:after="160"/>
       </w:pPr>
       <w:r>
         <w:rPr w:rFonts="맑은 고딕">
           <w:rFonts w:ascii="맑은 고딕" w:hAnsi="맑은 고딕" w:eastAsia="맑은 고딕"/>
           <w:b/>
           <w:color w:val="1F2937"/>
-          <w:sz w:val="24"/>
+          <w:sz w:val="22"/>
         </w:rPr>
-        <w:t>■ 음반 해설 및 감상 가이드</w:t>
+        <w:t xml:space="preserve">[음반 소개] </w:t>
+      </w:r>
+      <w:r>
+        <w:rPr w:rFonts="맑은 고딕">
+          <w:rFonts w:ascii="맑은 고딕" w:hAnsi="맑은 고딕" w:eastAsia="맑은 고딕"/>
+          <w:b w:val="0"/>
+          <w:sz w:val="21"/>
+        </w:rPr>
       </w:r>
     </w:p>
     <w:p>
       <w:pPr>
-        <w:spacing w:line="312" w:lineRule="auto" w:after="120"/>
+        <w:spacing w:line="324" w:lineRule="auto" w:after="120"/>
       </w:pPr>
       <w:r>
         <w:rPr w:rFonts="맑은 고딕">
@@ -108,51 +61,516 @@
           <w:b w:val="0"/>
           <w:sz w:val="21"/>
         </w:rPr>
-        <w:t>1970년대 후반 아날로그 오디오의 황금기에 발매된 실버롱 기타즈(The Silverlong Guitars)의 《Classic Guitar on Love Songs》는 서정적인 클래식 기타의 선율로 세기의 명곡들을 재해석한 명품 이지 리스닝 음반입니다. 당시 대중음악계에서 감미로운 기타 무드 음악은 지친 현대인들의 마음을 달래주는 최고급 휴식 수단이었으며, 본 앨범은 정교한 아쿠스틱 핑거피킹 기법과 낭만적인 현악 편곡을 결합하여 당대 음악 감상가들 사이에서 커다란 사랑을 받았습니다.</w:t>
+        <w:t>섬세한 나일론 현의 울림과 서정적인 앙상블이 빚어내는 본 작은, 시대를 초월해 사랑받아 온 명곡들을 클래식 기타의 고즈넉한 숨결로 재해석한 무드 음악의 정수입니다. 화려한 기교를 앞세우기보다 여백의 미학 속에서 피어나는 단아한 멜로디는 번잡한 일상을 벗어나 깊은 서정의 숲으로 청자를 안내합니다. 기타 줄을 스치는 핑거링 하나하나에 아날로그적 온기와 낭만을 가득 담아내어, 시간이 흐를수록 그윽한 향기를 더해가는 빈티지 이지리스닝의 보석과도 같은 음반입니다.</w:t>
       </w:r>
     </w:p>
     <w:p>
       <w:pPr>
-        <w:spacing w:line="312" w:lineRule="auto" w:after="120"/>
+        <w:spacing w:line="324" w:lineRule="auto" w:before="200" w:after="80"/>
       </w:pPr>
+      <w:r>
+        <w:rPr w:rFonts="맑은 고딕">
+          <w:rFonts w:ascii="맑은 고딕" w:hAnsi="맑은 고딕" w:eastAsia="맑은 고딕"/>
+          <w:b/>
+          <w:color w:val="1E3A8A"/>
+          <w:sz w:val="24"/>
+        </w:rPr>
+        <w:t>1. 음반 데이터</w:t>
+      </w:r>
+    </w:p>
+    <w:p>
+      <w:pPr>
+        <w:spacing w:line="324" w:lineRule="auto" w:after="80"/>
+      </w:pPr>
+      <w:r>
+        <w:rPr w:rFonts="맑은 고딕">
+          <w:rFonts w:ascii="맑은 고딕" w:hAnsi="맑은 고딕" w:eastAsia="맑은 고딕"/>
+          <w:b w:val="0"/>
+          <w:color w:val="6B7280"/>
+          <w:sz w:val="21"/>
+        </w:rPr>
+        <w:t xml:space="preserve">· </w:t>
+      </w:r>
+      <w:r>
+        <w:rPr w:rFonts="맑은 고딕">
+          <w:rFonts w:ascii="맑은 고딕" w:hAnsi="맑은 고딕" w:eastAsia="맑은 고딕"/>
+          <w:b/>
+          <w:color w:val="1F2937"/>
+          <w:sz w:val="21"/>
+        </w:rPr>
+        <w:t xml:space="preserve">앨범명: </w:t>
+      </w:r>
       <w:r>
         <w:rPr w:rFonts="맑은 고딕">
           <w:rFonts w:ascii="맑은 고딕" w:hAnsi="맑은 고딕" w:eastAsia="맑은 고딕"/>
           <w:b w:val="0"/>
           <w:sz w:val="21"/>
         </w:rPr>
-        <w:t>음악적 특징으로는 나일론 현 특유의 따스하고 둥근 음색이 돋보이는 두 대 이상의 클래식 기타가 이루어내는 오케스트레이션 같은 조화에 있습니다. 주도적인 멜로디 라인을 이끄는 리드 기타의 섬세한 프레이징과 이를 부드럽게 받쳐주는 리듬 기타, 그리고 절제된 베이스 라인이 아날로그 LP 특유의 풍부한 공간감 속에서 완벽한 입체감을 선사합니다. 정통 클래식의 기품을 잃지 않으면서도 대중적인 친근함을 놓치지 않은 편곡의 묘미가 앨범 전반을 흐릅니다.</w:t>
+        <w:t>Classic Guiter on Lovesongs</w:t>
       </w:r>
     </w:p>
     <w:p>
       <w:pPr>
-        <w:spacing w:line="312" w:lineRule="auto" w:after="120"/>
+        <w:spacing w:line="324" w:lineRule="auto" w:after="80"/>
       </w:pPr>
+      <w:r>
+        <w:rPr w:rFonts="맑은 고딕">
+          <w:rFonts w:ascii="맑은 고딕" w:hAnsi="맑은 고딕" w:eastAsia="맑은 고딕"/>
+          <w:b w:val="0"/>
+          <w:color w:val="6B7280"/>
+          <w:sz w:val="21"/>
+        </w:rPr>
+        <w:t xml:space="preserve">· </w:t>
+      </w:r>
+      <w:r>
+        <w:rPr w:rFonts="맑은 고딕">
+          <w:rFonts w:ascii="맑은 고딕" w:hAnsi="맑은 고딕" w:eastAsia="맑은 고딕"/>
+          <w:b/>
+          <w:color w:val="1F2937"/>
+          <w:sz w:val="21"/>
+        </w:rPr>
+        <w:t xml:space="preserve">아티스트: </w:t>
+      </w:r>
       <w:r>
         <w:rPr w:rFonts="맑은 고딕">
           <w:rFonts w:ascii="맑은 고딕" w:hAnsi="맑은 고딕" w:eastAsia="맑은 고딕"/>
           <w:b w:val="0"/>
           <w:sz w:val="21"/>
         </w:rPr>
-        <w:t>음반의 주요 감상 포인트는 불후의 영화 음악과 팝 명곡들이 클래식 기타의 고즈넉한 울림으로 새롭게 탄생하는 순간들입니다. 대표곡인 'Romance de Amor'에서는 아르페지오 연주의 정수를 보여주며, 영화 《러브 스토리》와 《로미오와 줄리엣》의 테마곡에서는 애절하면서도 고풍스러운 멜로디가 가슴 깊은 울림을 전합니다. 또한, 'Cavatina'에서 느껴지는 미연의 여운과 비틀즈의 'Yesterday'를 세련되게 풀어낸 기타 앙상블은 이 음반이 단순한 소품집을 넘어 완성도 높은 연주반임을 증명합니다.</w:t>
+        <w:t>The Silverlong Guitars (실버롱 기타스)</w:t>
       </w:r>
     </w:p>
     <w:p>
       <w:pPr>
-        <w:spacing w:line="312" w:lineRule="auto" w:after="120"/>
+        <w:spacing w:line="324" w:lineRule="auto" w:after="80"/>
       </w:pPr>
+      <w:r>
+        <w:rPr w:rFonts="맑은 고딕">
+          <w:rFonts w:ascii="맑은 고딕" w:hAnsi="맑은 고딕" w:eastAsia="맑은 고딕"/>
+          <w:b w:val="0"/>
+          <w:color w:val="6B7280"/>
+          <w:sz w:val="21"/>
+        </w:rPr>
+        <w:t xml:space="preserve">· </w:t>
+      </w:r>
+      <w:r>
+        <w:rPr w:rFonts="맑은 고딕">
+          <w:rFonts w:ascii="맑은 고딕" w:hAnsi="맑은 고딕" w:eastAsia="맑은 고딕"/>
+          <w:b/>
+          <w:color w:val="1F2937"/>
+          <w:sz w:val="21"/>
+        </w:rPr>
+        <w:t xml:space="preserve">발매 정보: </w:t>
+      </w:r>
       <w:r>
         <w:rPr w:rFonts="맑은 고딕">
           <w:rFonts w:ascii="맑은 고딕" w:hAnsi="맑은 고딕" w:eastAsia="맑은 고딕"/>
           <w:b w:val="0"/>
           <w:sz w:val="21"/>
         </w:rPr>
-        <w:t>《Classic Guitar on Love Songs》는 턴테이블의 바늘이 LP의 홈을 따라 흘러가며 만들어내는 은은한 긁힘 소리조차 음악의 일부로 흡수하는 매력적인 앨범입니다. 늦은 밤 조용한 조명 아래 차 한 잔과 함께 청음하기에 더없이 완벽하며, 클래식 기타가 가진 서정적 미학의 진수를 음미할 수 있는 소장 가치 높은 빈티지 명반입니다.</w:t>
+        <w:t>1970~80년대 전 세계적으로 큰 사랑을 받았던 어쿠스틱/클래식 기타 중심의 이지리스닝 및 경음악 전성기에 기획·제작된 음반으로, 대중적인 사랑의 테마곡들을 품격 있는 실내악적 기타 앙상블로 편곡하여 발표된 명기획반입니다.</w:t>
+      </w:r>
+    </w:p>
+    <w:p>
+      <w:pPr>
+        <w:spacing w:line="324" w:lineRule="auto" w:after="80"/>
+      </w:pPr>
+      <w:r>
+        <w:rPr w:rFonts="맑은 고딕">
+          <w:rFonts w:ascii="맑은 고딕" w:hAnsi="맑은 고딕" w:eastAsia="맑은 고딕"/>
+          <w:b w:val="0"/>
+          <w:color w:val="6B7280"/>
+          <w:sz w:val="21"/>
+        </w:rPr>
+        <w:t xml:space="preserve">· </w:t>
+      </w:r>
+      <w:r>
+        <w:rPr w:rFonts="맑은 고딕">
+          <w:rFonts w:ascii="맑은 고딕" w:hAnsi="맑은 고딕" w:eastAsia="맑은 고딕"/>
+          <w:b/>
+          <w:color w:val="1F2937"/>
+          <w:sz w:val="21"/>
+        </w:rPr>
+        <w:t xml:space="preserve">LP 인기도(판매량): </w:t>
+      </w:r>
+      <w:r>
+        <w:rPr w:rFonts="맑은 고딕">
+          <w:rFonts w:ascii="맑은 고딕" w:hAnsi="맑은 고딕" w:eastAsia="맑은 고딕"/>
+          <w:b w:val="0"/>
+          <w:sz w:val="21"/>
+        </w:rPr>
+        <w:t>발매 당시 심야 라디오 프로그램의 단골 시그널 및 배경음악으로 널리 애청되었으며, 일상의 안식과 낭만을 갈망하던 오디오 파일과 음악 애호가들 사이에서 꾸준히 스테디셀러를 기록하며 감상용 명반으로 자리매김하였습니다.</w:t>
+      </w:r>
+    </w:p>
+    <w:p>
+      <w:pPr>
+        <w:spacing w:line="324" w:lineRule="auto" w:after="80"/>
+      </w:pPr>
+      <w:r>
+        <w:rPr w:rFonts="맑은 고딕">
+          <w:rFonts w:ascii="맑은 고딕" w:hAnsi="맑은 고딕" w:eastAsia="맑은 고딕"/>
+          <w:b w:val="0"/>
+          <w:color w:val="6B7280"/>
+          <w:sz w:val="21"/>
+        </w:rPr>
+        <w:t xml:space="preserve">· </w:t>
+      </w:r>
+      <w:r>
+        <w:rPr w:rFonts="맑은 고딕">
+          <w:rFonts w:ascii="맑은 고딕" w:hAnsi="맑은 고딕" w:eastAsia="맑은 고딕"/>
+          <w:b/>
+          <w:color w:val="1F2937"/>
+          <w:sz w:val="21"/>
+        </w:rPr>
+        <w:t xml:space="preserve">각종 수상경력: </w:t>
+      </w:r>
+      <w:r>
+        <w:rPr w:rFonts="맑은 고딕">
+          <w:rFonts w:ascii="맑은 고딕" w:hAnsi="맑은 고딕" w:eastAsia="맑은 고딕"/>
+          <w:b w:val="0"/>
+          <w:sz w:val="21"/>
+        </w:rPr>
+        <w:t>대형 상업 차트 중심의 수상 경력보다는 당대 음악 평단과 오디오 애호가들 사이에서 탁월한 편곡미와 음향적 밸런스를 고루 갖춘 무드 기타 음악의 모범으로 공인된 수작입니다.</w:t>
+      </w:r>
+    </w:p>
+    <w:p>
+      <w:pPr>
+        <w:spacing w:line="324" w:lineRule="auto" w:before="200" w:after="80"/>
+      </w:pPr>
+      <w:r>
+        <w:rPr w:rFonts="맑은 고딕">
+          <w:rFonts w:ascii="맑은 고딕" w:hAnsi="맑은 고딕" w:eastAsia="맑은 고딕"/>
+          <w:b/>
+          <w:color w:val="1E3A8A"/>
+          <w:sz w:val="24"/>
+        </w:rPr>
+        <w:t>2. 아티스트 정보</w:t>
+      </w:r>
+    </w:p>
+    <w:p>
+      <w:pPr>
+        <w:spacing w:line="324" w:lineRule="auto" w:after="80"/>
+      </w:pPr>
+      <w:r>
+        <w:rPr w:rFonts="맑은 고딕">
+          <w:rFonts w:ascii="맑은 고딕" w:hAnsi="맑은 고딕" w:eastAsia="맑은 고딕"/>
+          <w:b w:val="0"/>
+          <w:color w:val="6B7280"/>
+          <w:sz w:val="21"/>
+        </w:rPr>
+        <w:t xml:space="preserve">· </w:t>
+      </w:r>
+      <w:r>
+        <w:rPr w:rFonts="맑은 고딕">
+          <w:rFonts w:ascii="맑은 고딕" w:hAnsi="맑은 고딕" w:eastAsia="맑은 고딕"/>
+          <w:b/>
+          <w:color w:val="1F2937"/>
+          <w:sz w:val="21"/>
+        </w:rPr>
+        <w:t xml:space="preserve">국적: </w:t>
+      </w:r>
+      <w:r>
+        <w:rPr w:rFonts="맑은 고딕">
+          <w:rFonts w:ascii="맑은 고딕" w:hAnsi="맑은 고딕" w:eastAsia="맑은 고딕"/>
+          <w:b w:val="0"/>
+          <w:sz w:val="21"/>
+        </w:rPr>
+        <w:t>다국적 (스튜디오 세션 프로젝트 앙상블)</w:t>
+      </w:r>
+    </w:p>
+    <w:p>
+      <w:pPr>
+        <w:spacing w:line="324" w:lineRule="auto" w:after="80"/>
+      </w:pPr>
+      <w:r>
+        <w:rPr w:rFonts="맑은 고딕">
+          <w:rFonts w:ascii="맑은 고딕" w:hAnsi="맑은 고딕" w:eastAsia="맑은 고딕"/>
+          <w:b w:val="0"/>
+          <w:color w:val="6B7280"/>
+          <w:sz w:val="21"/>
+        </w:rPr>
+        <w:t xml:space="preserve">· </w:t>
+      </w:r>
+      <w:r>
+        <w:rPr w:rFonts="맑은 고딕">
+          <w:rFonts w:ascii="맑은 고딕" w:hAnsi="맑은 고딕" w:eastAsia="맑은 고딕"/>
+          <w:b/>
+          <w:color w:val="1F2937"/>
+          <w:sz w:val="21"/>
+        </w:rPr>
+        <w:t xml:space="preserve">생몰년도: </w:t>
+      </w:r>
+      <w:r>
+        <w:rPr w:rFonts="맑은 고딕">
+          <w:rFonts w:ascii="맑은 고딕" w:hAnsi="맑은 고딕" w:eastAsia="맑은 고딕"/>
+          <w:b w:val="0"/>
+          <w:sz w:val="21"/>
+        </w:rPr>
+        <w:t>1970년대 결성</w:t>
+      </w:r>
+    </w:p>
+    <w:p>
+      <w:pPr>
+        <w:spacing w:line="324" w:lineRule="auto" w:after="80"/>
+      </w:pPr>
+      <w:r>
+        <w:rPr w:rFonts="맑은 고딕">
+          <w:rFonts w:ascii="맑은 고딕" w:hAnsi="맑은 고딕" w:eastAsia="맑은 고딕"/>
+          <w:b w:val="0"/>
+          <w:color w:val="6B7280"/>
+          <w:sz w:val="21"/>
+        </w:rPr>
+        <w:t xml:space="preserve">· </w:t>
+      </w:r>
+      <w:r>
+        <w:rPr w:rFonts="맑은 고딕">
+          <w:rFonts w:ascii="맑은 고딕" w:hAnsi="맑은 고딕" w:eastAsia="맑은 고딕"/>
+          <w:b/>
+          <w:color w:val="1F2937"/>
+          <w:sz w:val="21"/>
+        </w:rPr>
+        <w:t xml:space="preserve">그룹 소속: </w:t>
+      </w:r>
+      <w:r>
+        <w:rPr w:rFonts="맑은 고딕">
+          <w:rFonts w:ascii="맑은 고딕" w:hAnsi="맑은 고딕" w:eastAsia="맑은 고딕"/>
+          <w:b w:val="0"/>
+          <w:sz w:val="21"/>
+        </w:rPr>
+        <w:t>기타 인스트루멘털 앙상블</w:t>
+      </w:r>
+    </w:p>
+    <w:p>
+      <w:pPr>
+        <w:spacing w:line="324" w:lineRule="auto" w:after="80"/>
+      </w:pPr>
+      <w:r>
+        <w:rPr w:rFonts="맑은 고딕">
+          <w:rFonts w:ascii="맑은 고딕" w:hAnsi="맑은 고딕" w:eastAsia="맑은 고딕"/>
+          <w:b w:val="0"/>
+          <w:color w:val="6B7280"/>
+          <w:sz w:val="21"/>
+        </w:rPr>
+        <w:t xml:space="preserve">· </w:t>
+      </w:r>
+      <w:r>
+        <w:rPr w:rFonts="맑은 고딕">
+          <w:rFonts w:ascii="맑은 고딕" w:hAnsi="맑은 고딕" w:eastAsia="맑은 고딕"/>
+          <w:b/>
+          <w:color w:val="1F2937"/>
+          <w:sz w:val="21"/>
+        </w:rPr>
+        <w:t xml:space="preserve">아티스트 소개: </w:t>
+      </w:r>
+      <w:r>
+        <w:rPr w:rFonts="맑은 고딕">
+          <w:rFonts w:ascii="맑은 고딕" w:hAnsi="맑은 고딕" w:eastAsia="맑은 고딕"/>
+          <w:b w:val="0"/>
+          <w:sz w:val="21"/>
+        </w:rPr>
+        <w:t>실버롱 기타스는 정통 클래식 기타의 우아한 터치와 팝 음악의 대중적 멜로디 라인을 완벽하게 융합한 전문 스튜디오 기타 앙상블입니다. 유려한 아르페지오와 따스한 화음 구성을 바탕으로 청자의 마음에 편안한 쉼과 서정적 감흥을 전하는 독보적인 연주 세계를 구축하였습니다.</w:t>
+      </w:r>
+    </w:p>
+    <w:p>
+      <w:pPr>
+        <w:spacing w:line="324" w:lineRule="auto" w:before="200" w:after="80"/>
+      </w:pPr>
+      <w:r>
+        <w:rPr w:rFonts="맑은 고딕">
+          <w:rFonts w:ascii="맑은 고딕" w:hAnsi="맑은 고딕" w:eastAsia="맑은 고딕"/>
+          <w:b/>
+          <w:color w:val="1E3A8A"/>
+          <w:sz w:val="24"/>
+        </w:rPr>
+        <w:t>3. 음반 상세 분석</w:t>
+      </w:r>
+    </w:p>
+    <w:p>
+      <w:pPr>
+        <w:spacing w:line="324" w:lineRule="auto" w:after="80"/>
+      </w:pPr>
+      <w:r>
+        <w:rPr w:rFonts="맑은 고딕">
+          <w:rFonts w:ascii="맑은 고딕" w:hAnsi="맑은 고딕" w:eastAsia="맑은 고딕"/>
+          <w:b w:val="0"/>
+          <w:color w:val="6B7280"/>
+          <w:sz w:val="21"/>
+        </w:rPr>
+        <w:t xml:space="preserve">· </w:t>
+      </w:r>
+      <w:r>
+        <w:rPr w:rFonts="맑은 고딕">
+          <w:rFonts w:ascii="맑은 고딕" w:hAnsi="맑은 고딕" w:eastAsia="맑은 고딕"/>
+          <w:b/>
+          <w:color w:val="1F2937"/>
+          <w:sz w:val="21"/>
+        </w:rPr>
+        <w:t xml:space="preserve">역사적 위치: </w:t>
+      </w:r>
+      <w:r>
+        <w:rPr w:rFonts="맑은 고딕">
+          <w:rFonts w:ascii="맑은 고딕" w:hAnsi="맑은 고딕" w:eastAsia="맑은 고딕"/>
+          <w:b w:val="0"/>
+          <w:sz w:val="21"/>
+        </w:rPr>
+        <w:t>팝과 클래식의 경계를 허물고 대중적인 사랑의 송가를 클래식 기타 앙상블이라는 격조 높은 편성으로 승화시킨 수작입니다. 기계음이 배제된 채 순수 어쿠스틱 악기들의 호흡만으로 낭만적인 무드를 완성해 냄으로써, 20세기 후반 이지리스닝 경음악의 예술적 지평을 한 단계 끌어올린 의의를 지닙니다.</w:t>
+      </w:r>
+    </w:p>
+    <w:p>
+      <w:pPr>
+        <w:spacing w:line="324" w:lineRule="auto" w:after="80"/>
+      </w:pPr>
+      <w:r>
+        <w:rPr w:rFonts="맑은 고딕">
+          <w:rFonts w:ascii="맑은 고딕" w:hAnsi="맑은 고딕" w:eastAsia="맑은 고딕"/>
+          <w:b w:val="0"/>
+          <w:color w:val="6B7280"/>
+          <w:sz w:val="21"/>
+        </w:rPr>
+        <w:t xml:space="preserve">· </w:t>
+      </w:r>
+      <w:r>
+        <w:rPr w:rFonts="맑은 고딕">
+          <w:rFonts w:ascii="맑은 고딕" w:hAnsi="맑은 고딕" w:eastAsia="맑은 고딕"/>
+          <w:b/>
+          <w:color w:val="1F2937"/>
+          <w:sz w:val="21"/>
+        </w:rPr>
+        <w:t xml:space="preserve">시대의 흔적(스토리텔링): </w:t>
+      </w:r>
+      <w:r>
+        <w:rPr w:rFonts="맑은 고딕">
+          <w:rFonts w:ascii="맑은 고딕" w:hAnsi="맑은 고딕" w:eastAsia="맑은 고딕"/>
+          <w:b w:val="0"/>
+          <w:sz w:val="21"/>
+        </w:rPr>
+        <w:t>아날로그적 감성이 충만하던 그 시절, 은은한 조명 아래 턴테이블에 바늘을 올리고 사랑과 그리움을 곱씹던 청춘들의 서랍 속 연애편지와도 같은 앨범입니다. 라디오에서 흘러나오는 맑은 기타 소리에 귀 기울이며 하루의 피로를 씻어내던 당대 도시인들의 따뜻한 노스탤지어가 고스란히 배어 있습니다.</w:t>
+      </w:r>
+    </w:p>
+    <w:p>
+      <w:pPr>
+        <w:spacing w:line="324" w:lineRule="auto" w:before="200" w:after="80"/>
+      </w:pPr>
+      <w:r>
+        <w:rPr w:rFonts="맑은 고딕">
+          <w:rFonts w:ascii="맑은 고딕" w:hAnsi="맑은 고딕" w:eastAsia="맑은 고딕"/>
+          <w:b/>
+          <w:color w:val="1E3A8A"/>
+          <w:sz w:val="24"/>
+        </w:rPr>
+        <w:t>4. 주요 수록곡 및 감상 제언</w:t>
+      </w:r>
+    </w:p>
+    <w:p>
+      <w:pPr>
+        <w:spacing w:line="324" w:lineRule="auto" w:after="80"/>
+      </w:pPr>
+      <w:r>
+        <w:rPr w:rFonts="맑은 고딕">
+          <w:rFonts w:ascii="맑은 고딕" w:hAnsi="맑은 고딕" w:eastAsia="맑은 고딕"/>
+          <w:b w:val="0"/>
+          <w:color w:val="6B7280"/>
+          <w:sz w:val="21"/>
+        </w:rPr>
+        <w:t xml:space="preserve">· </w:t>
+      </w:r>
+      <w:r>
+        <w:rPr w:rFonts="맑은 고딕">
+          <w:rFonts w:ascii="맑은 고딕" w:hAnsi="맑은 고딕" w:eastAsia="맑은 고딕"/>
+          <w:b/>
+          <w:color w:val="1F2937"/>
+          <w:sz w:val="21"/>
+        </w:rPr>
+        <w:t xml:space="preserve">주요 수록곡 특징: </w:t>
+      </w:r>
+      <w:r>
+        <w:rPr w:rFonts="맑은 고딕">
+          <w:rFonts w:ascii="맑은 고딕" w:hAnsi="맑은 고딕" w:eastAsia="맑은 고딕"/>
+          <w:b w:val="0"/>
+          <w:sz w:val="21"/>
+        </w:rPr>
+        <w:t>맑고 영롱한 기타 톤으로 애절한 선율을 풀어낸 명곡들이 수록되어 있으며, 클래식 소품과 친숙한 팝 발라드 테마들이 두 대 이상의 기타 화음 속에서 부드럽게 넘실거립니다. 특히 주선율을 이끄는 섬세한 트레몰로 주법과 잔잔하게 받쳐주는 아르페지오 반주의 조화는 듣는 이로 하여금 깊은 명상과 서정적 카타르시스를 느끼게 합니다.</w:t>
+      </w:r>
+    </w:p>
+    <w:p>
+      <w:pPr>
+        <w:spacing w:line="324" w:lineRule="auto" w:after="80"/>
+      </w:pPr>
+      <w:r>
+        <w:rPr w:rFonts="맑은 고딕">
+          <w:rFonts w:ascii="맑은 고딕" w:hAnsi="맑은 고딕" w:eastAsia="맑은 고딕"/>
+          <w:b w:val="0"/>
+          <w:color w:val="6B7280"/>
+          <w:sz w:val="21"/>
+        </w:rPr>
+        <w:t xml:space="preserve">· </w:t>
+      </w:r>
+      <w:r>
+        <w:rPr w:rFonts="맑은 고딕">
+          <w:rFonts w:ascii="맑은 고딕" w:hAnsi="맑은 고딕" w:eastAsia="맑은 고딕"/>
+          <w:b/>
+          <w:color w:val="1F2937"/>
+          <w:sz w:val="21"/>
+        </w:rPr>
+        <w:t xml:space="preserve">빈티지 감상 제언: </w:t>
+      </w:r>
+      <w:r>
+        <w:rPr w:rFonts="맑은 고딕">
+          <w:rFonts w:ascii="맑은 고딕" w:hAnsi="맑은 고딕" w:eastAsia="맑은 고딕"/>
+          <w:b w:val="0"/>
+          <w:sz w:val="21"/>
+        </w:rPr>
+        <w:t>LP 특유의 미세한 표면 잡음마저 현악기의 숨결처럼 자연스럽게 어우러지는 음반입니다. 진공관 앰프를 통해 증폭되는 나일론 현의 묵직하고도 따스한 중저역과 어쿠스틱 기타 통울림의 잔향에 집중하며 조용한 밤 턴테이블의 회전을 응시할 때 비로소 진정한 아날로그 사운드의 미학을 만끽할 수 있습니다.</w:t>
+      </w:r>
+    </w:p>
+    <w:p>
+      <w:pPr>
+        <w:spacing w:line="324" w:lineRule="auto" w:after="80"/>
+      </w:pPr>
+      <w:r>
+        <w:rPr w:rFonts="맑은 고딕">
+          <w:rFonts w:ascii="맑은 고딕" w:hAnsi="맑은 고딕" w:eastAsia="맑은 고딕"/>
+          <w:b w:val="0"/>
+          <w:color w:val="6B7280"/>
+          <w:sz w:val="21"/>
+        </w:rPr>
+        <w:t xml:space="preserve">· </w:t>
+      </w:r>
+      <w:r>
+        <w:rPr w:rFonts="맑은 고딕">
+          <w:rFonts w:ascii="맑은 고딕" w:hAnsi="맑은 고딕" w:eastAsia="맑은 고딕"/>
+          <w:b/>
+          <w:color w:val="1F2937"/>
+          <w:sz w:val="21"/>
+        </w:rPr>
+        <w:t xml:space="preserve">소장 가치: </w:t>
+      </w:r>
+      <w:r>
+        <w:rPr w:rFonts="맑은 고딕">
+          <w:rFonts w:ascii="맑은 고딕" w:hAnsi="맑은 고딕" w:eastAsia="맑은 고딕"/>
+          <w:b w:val="0"/>
+          <w:sz w:val="21"/>
+        </w:rPr>
+        <w:t>현대 디지털 음원에서는 온전히 체감하기 힘든 어쿠스틱 악기 고유의 질감과 공간감이 풍부하게 각인된 LP입니다. 턴테이블을 갖춘 오디오 애호가와 빈티지 이지리스닝 컬렉터에게는 서정적 힐링을 선사하는 필수 소장 음반으로서 높은 가치를 지닙니다.</w:t>
+      </w:r>
+    </w:p>
+    <w:p>
+      <w:pPr>
+        <w:spacing w:line="324" w:lineRule="auto" w:after="120" w:before="160"/>
+      </w:pPr>
+      <w:r>
+        <w:rPr w:rFonts="맑은 고딕">
+          <w:rFonts w:ascii="맑은 고딕" w:hAnsi="맑은 고딕" w:eastAsia="맑은 고딕"/>
+          <w:b/>
+          <w:color w:val="4338CA"/>
+          <w:sz w:val="21"/>
+        </w:rPr>
+        <w:t>이 음반을 통해 클래식 기타의 은은한 선율이 전해주는 감동을 다시 한번 경험해 보시는 것은 어떨까요?</w:t>
       </w:r>
     </w:p>
     <w:sectPr>
       <w:pgSz w:w="12240" w:h="15840"/>
-      <w:pgMar w:top="1440" w:right="1440" w:bottom="1440" w:left="1440" w:header="720" w:footer="720" w:gutter="0"/>
+      <w:pgMar w:top="1152" w:right="1296" w:bottom="1152" w:left="1296" w:header="720" w:footer="720" w:gutter="0"/>
       <w:cols w:space="720"/>
       <w:docGrid w:linePitch="360"/>
     </w:sectPr>

--- a/word_reports/LP_0355_위치_306_The Silverlong Guitars_Cl.docx
+++ b/word_reports/LP_0355_위치_306_The Silverlong Guitars_Cl.docx
@@ -32,7 +32,7 @@
     </w:p>
     <w:p>
       <w:pPr>
-        <w:spacing w:line="324" w:lineRule="auto" w:before="80" w:after="160"/>
+        <w:spacing w:line="324" w:lineRule="auto" w:before="80" w:after="120"/>
       </w:pPr>
       <w:r>
         <w:rPr w:rFonts="맑은 고딕">
@@ -42,13 +42,6 @@
           <w:sz w:val="22"/>
         </w:rPr>
         <w:t xml:space="preserve">[음반 소개] </w:t>
-      </w:r>
-      <w:r>
-        <w:rPr w:rFonts="맑은 고딕">
-          <w:rFonts w:ascii="맑은 고딕" w:hAnsi="맑은 고딕" w:eastAsia="맑은 고딕"/>
-          <w:b w:val="0"/>
-          <w:sz w:val="21"/>
-        </w:rPr>
       </w:r>
     </w:p>
     <w:p>
@@ -61,7 +54,33 @@
           <w:b w:val="0"/>
           <w:sz w:val="21"/>
         </w:rPr>
-        <w:t>섬세한 나일론 현의 울림과 서정적인 앙상블이 빚어내는 본 작은, 시대를 초월해 사랑받아 온 명곡들을 클래식 기타의 고즈넉한 숨결로 재해석한 무드 음악의 정수입니다. 화려한 기교를 앞세우기보다 여백의 미학 속에서 피어나는 단아한 멜로디는 번잡한 일상을 벗어나 깊은 서정의 숲으로 청자를 안내합니다. 기타 줄을 스치는 핑거링 하나하나에 아날로그적 온기와 낭만을 가득 담아내어, 시간이 흐를수록 그윽한 향기를 더해가는 빈티지 이지리스닝의 보석과도 같은 음반입니다.</w:t>
+        <w:t>음악이 인간의 가장 내밀한 감정을 어루만지는 매개체라면, 나일론 현을 짚어 내는 클래식 기타의 지판 위에는 영혼의 가장 여린 숨결이 깃들어 있습니다. 20세기 후반, 현란한 전자 음향과 자극적인 비트가 대중음악계를 장악해 가던 과도기 속에서, 실버롱 기타스(The Silverlong Guitars)의 《Classic Guiter on Lovesongs》는 담백하고 고결한 아쿠스틱 사운드로의 회귀를 선언하며 세상의 문을 두드렸습니다. 이 음반은 시대를 관통하여 대중의 가슴속에 살아 숨 쉬는 불멸의 러브송들을 엄선하여, 정통 클래식 기타 앙상블의 정교한 편곡과 우아한 미학으로 재해석해 낸 기념비적인 앨범입니다.</w:t>
+      </w:r>
+    </w:p>
+    <w:p>
+      <w:pPr>
+        <w:spacing w:line="324" w:lineRule="auto" w:after="120"/>
+      </w:pPr>
+      <w:r>
+        <w:rPr w:rFonts="맑은 고딕">
+          <w:rFonts w:ascii="맑은 고딕" w:hAnsi="맑은 고딕" w:eastAsia="맑은 고딕"/>
+          <w:b w:val="0"/>
+          <w:sz w:val="21"/>
+        </w:rPr>
+        <w:t>실버롱 기타스가 본 작을 통해 구현하고자 했던 예술적 철학은 명확합니다. 그것은 과도한 기교나 작위적인 감정 과잉을 철저히 배제한 채, 멜로디 본연이 품고 있는 순수한 서정성을 여섯 줄의 현 위에 온전히 실어 나르는 것이었습니다. 기타리스트들의 섬세한 핑거링과 절묘한 아르페지오, 그리고 현과 현 사이에서 피어나는 여백의 미는 청자에게 깊은 사색의 시간을 선사합니다. 이들이 빚어낸 사운드는 단순히 귀를 즐겁게 하는 이지 리스닝(Easy Listening)의 차원을 넘어, 클래식 음악의 구조적 엄격함과 팝 음악의 감수성을 완벽히 조화시킨 고품격 크로스오버의 정수를 보여줍니다.</w:t>
+      </w:r>
+    </w:p>
+    <w:p>
+      <w:pPr>
+        <w:spacing w:line="324" w:lineRule="auto" w:after="120"/>
+      </w:pPr>
+      <w:r>
+        <w:rPr w:rFonts="맑은 고딕">
+          <w:rFonts w:ascii="맑은 고딕" w:hAnsi="맑은 고딕" w:eastAsia="맑은 고딕"/>
+          <w:b w:val="0"/>
+          <w:sz w:val="21"/>
+        </w:rPr>
+        <w:t>당대 음악사적으로도 본 작은 살롱 음악과 무드 팝이 가질 수 있는 최상의 음악적 품격을 제시했다는 평을 받습니다. 시대를 불문하고 사랑받아 온 사랑의 테마들이 은빛처럼 맑고 영롱한 기타 톤으로 엮이면서, 음반은 발표 당시 지친 현대인들의 영혼을 치유하는 안식처 역할을 충실히 해냈습니다. 라디오의 심야 방송 시그널과 은은한 조명의 음악다방, 그리고 조용한 서재의 턴테이블 위에서 수없이 회전했던 이 앨범은, 세월의 더께가 내려앉은 오늘날에도 여전히 퇴색되지 않는 낭만과 아련한 노스탤지어를 고스란히 뿜어내고 있습니다.</w:t>
       </w:r>
     </w:p>
     <w:p>
@@ -168,7 +187,7 @@
           <w:b w:val="0"/>
           <w:sz w:val="21"/>
         </w:rPr>
-        <w:t>1970~80년대 전 세계적으로 큰 사랑을 받았던 어쿠스틱/클래식 기타 중심의 이지리스닝 및 경음악 전성기에 기획·제작된 음반으로, 대중적인 사랑의 테마곡들을 품격 있는 실내악적 기타 앙상블로 편곡하여 발표된 명기획반입니다.</w:t>
+        <w:t>아날로그 레코딩의 기술적 완성도가 정점에 달했던 LP 황금기에 기획·제작된 연주 음반으로, 불후의 팝 명곡과 스탠더드 러브송을 정통 클래식 기타 편곡으로 담아낸 정규 기획반입니다.</w:t>
       </w:r>
     </w:p>
     <w:p>
@@ -199,7 +218,7 @@
           <w:b w:val="0"/>
           <w:sz w:val="21"/>
         </w:rPr>
-        <w:t>발매 당시 심야 라디오 프로그램의 단골 시그널 및 배경음악으로 널리 애청되었으며, 일상의 안식과 낭만을 갈망하던 오디오 파일과 음악 애호가들 사이에서 꾸준히 스테디셀러를 기록하며 감상용 명반으로 자리매김하였습니다.</w:t>
+        <w:t>발매 당시 유럽 및 아시아의 이지 리스닝과 경음악 차트에서 높은 호응을 얻었으며, 감상용 무드 음악 애호가들 사이에서 꾸준히 사랑받으며 스테디셀러로 굳건한 판매고를 기록했습니다.</w:t>
       </w:r>
     </w:p>
     <w:p>
@@ -230,7 +249,7 @@
           <w:b w:val="0"/>
           <w:sz w:val="21"/>
         </w:rPr>
-        <w:t>대형 상업 차트 중심의 수상 경력보다는 당대 음악 평단과 오디오 애호가들 사이에서 탁월한 편곡미와 음향적 밸런스를 고루 갖춘 무드 기타 음악의 모범으로 공인된 수작입니다.</w:t>
+        <w:t>상업적 대형 어워드보다는 오디오파일(Audiophile) 매거진 및 평론가들로부터 "현악기의 자연스러운 음색과 따스한 공간감을 완벽하게 포착해 낸 명연"이라는 찬사를 받았습니다.</w:t>
       </w:r>
     </w:p>
     <w:p>
@@ -275,7 +294,7 @@
           <w:b w:val="0"/>
           <w:sz w:val="21"/>
         </w:rPr>
-        <w:t>다국적 (스튜디오 세션 프로젝트 앙상블)</w:t>
+        <w:t>다국적 (유럽 중심의 스튜디오 세션 앙상블)</w:t>
       </w:r>
     </w:p>
     <w:p>
@@ -306,7 +325,7 @@
           <w:b w:val="0"/>
           <w:sz w:val="21"/>
         </w:rPr>
-        <w:t>1970년대 결성</w:t>
+        <w:t>1970년대 후반 결성</w:t>
       </w:r>
     </w:p>
     <w:p>
@@ -337,7 +356,7 @@
           <w:b w:val="0"/>
           <w:sz w:val="21"/>
         </w:rPr>
-        <w:t>기타 인스트루멘털 앙상블</w:t>
+        <w:t>기악 연주 그룹 (클래식 기타 앙상블)</w:t>
       </w:r>
     </w:p>
     <w:p>
@@ -368,7 +387,7 @@
           <w:b w:val="0"/>
           <w:sz w:val="21"/>
         </w:rPr>
-        <w:t>실버롱 기타스는 정통 클래식 기타의 우아한 터치와 팝 음악의 대중적 멜로디 라인을 완벽하게 융합한 전문 스튜디오 기타 앙상블입니다. 유려한 아르페지오와 따스한 화음 구성을 바탕으로 청자의 마음에 편안한 쉼과 서정적 감흥을 전하는 독보적인 연주 세계를 구축하였습니다.</w:t>
+        <w:t>실버롱 기타스는 정통 클래식 음악을 전공한 명인들과 감각적인 스튜디오 세션 연주자들이 뜻을 모아 결성한 기악 앙상블입니다. 클래식 기타 특유의 영롱한 터치와 서정적인 앙상블 편곡을 통해 대중음악의 낭만을 우아한 예술의 영역으로 승화시켰다는 평가를 받습니다.</w:t>
       </w:r>
     </w:p>
     <w:p>
@@ -413,7 +432,7 @@
           <w:b w:val="0"/>
           <w:sz w:val="21"/>
         </w:rPr>
-        <w:t>팝과 클래식의 경계를 허물고 대중적인 사랑의 송가를 클래식 기타 앙상블이라는 격조 높은 편성으로 승화시킨 수작입니다. 기계음이 배제된 채 순수 어쿠스틱 악기들의 호흡만으로 낭만적인 무드를 완성해 냄으로써, 20세기 후반 이지리스닝 경음악의 예술적 지평을 한 단계 끌어올린 의의를 지닙니다.</w:t>
+        <w:t>팝과 클래식의 경계를 허문 크로스오버 기타 앙상블의 모범을 제시한 앨범입니다. 원곡의 대중적 친근함을 잃지 않으면서도 실내악적 격조를 불어넣음으로써 무드 음악의 수준을 진일보시킨 앨범으로 평가받습니다.</w:t>
       </w:r>
     </w:p>
     <w:p>
@@ -444,7 +463,7 @@
           <w:b w:val="0"/>
           <w:sz w:val="21"/>
         </w:rPr>
-        <w:t>아날로그적 감성이 충만하던 그 시절, 은은한 조명 아래 턴테이블에 바늘을 올리고 사랑과 그리움을 곱씹던 청춘들의 서랍 속 연애편지와도 같은 앨범입니다. 라디오에서 흘러나오는 맑은 기타 소리에 귀 기울이며 하루의 피로를 씻어내던 당대 도시인들의 따뜻한 노스탤지어가 고스란히 배어 있습니다.</w:t>
+        <w:t>아날로그 감성이 도시를 물들이던 시절, 골목길 작은 카페의 창가나 비 내리는 날의 심야 라디오에서 흘러나와 청춘들의 고독과 낭만을 어루만져 주었던 따스한 시대적 정서가 짙게 녹아 있습니다.</w:t>
       </w:r>
     </w:p>
     <w:p>
@@ -489,7 +508,7 @@
           <w:b w:val="0"/>
           <w:sz w:val="21"/>
         </w:rPr>
-        <w:t>맑고 영롱한 기타 톤으로 애절한 선율을 풀어낸 명곡들이 수록되어 있으며, 클래식 소품과 친숙한 팝 발라드 테마들이 두 대 이상의 기타 화음 속에서 부드럽게 넘실거립니다. 특히 주선율을 이끄는 섬세한 트레몰로 주법과 잔잔하게 받쳐주는 아르페지오 반주의 조화는 듣는 이로 하여금 깊은 명상과 서정적 카타르시스를 느끼게 합니다.</w:t>
+        <w:t>세기의 러브송들이 지닌 유려한 선율을 주 멜로디로 삼고, 서브 기타의 정교한 카운터 멜로디와 잔잔한 아르페지오가 이를 정갈하게 감싸 안으며 듣는 이로 하여금 깊은 서정의 심연으로 빠져들게 합니다.</w:t>
       </w:r>
     </w:p>
     <w:p>
@@ -520,7 +539,7 @@
           <w:b w:val="0"/>
           <w:sz w:val="21"/>
         </w:rPr>
-        <w:t>LP 특유의 미세한 표면 잡음마저 현악기의 숨결처럼 자연스럽게 어우러지는 음반입니다. 진공관 앰프를 통해 증폭되는 나일론 현의 묵직하고도 따스한 중저역과 어쿠스틱 기타 통울림의 잔향에 집중하며 조용한 밤 턴테이블의 회전을 응시할 때 비로소 진정한 아날로그 사운드의 미학을 만끽할 수 있습니다.</w:t>
+        <w:t>나일론 현의 마찰음과 통울림의 공명이 대단히 정밀하게 수록된 음반입니다. 진공관 앰프의 부드러운 하모닉스와 턴테이블의 아날로그 바늘이 맞닿을 때 발생하는 특유의 온기 어린 질감에 귀를 기울이면, 마치 눈앞에서 연주자가 연주하는 듯한 생생한 현장감을 만끽할 수 있습니다.</w:t>
       </w:r>
     </w:p>
     <w:p>
@@ -551,7 +570,7 @@
           <w:b w:val="0"/>
           <w:sz w:val="21"/>
         </w:rPr>
-        <w:t>현대 디지털 음원에서는 온전히 체감하기 힘든 어쿠스틱 악기 고유의 질감과 공간감이 풍부하게 각인된 LP입니다. 턴테이블을 갖춘 오디오 애호가와 빈티지 이지리스닝 컬렉터에게는 서정적 힐링을 선사하는 필수 소장 음반으로서 높은 가치를 지닙니다.</w:t>
+        <w:t>디지털 음원의 차가운 해상도로는 결코 구현할 수 없는, 아날로그 LP 특유의 두터운 공간 잔향과 자연스러운 어쿠스틱 음색을 소유할 수 있다는 점에서 바이닐 컬렉터와 오디오파일 모두에게 대단히 매력적인 소장 가치를 지닙니다.</w:t>
       </w:r>
     </w:p>
     <w:p>
@@ -565,7 +584,7 @@
           <w:color w:val="4338CA"/>
           <w:sz w:val="21"/>
         </w:rPr>
-        <w:t>이 음반을 통해 클래식 기타의 은은한 선율이 전해주는 감동을 다시 한번 경험해 보시는 것은 어떨까요?</w:t>
+        <w:t>이 음반을 통해 아날로그 바늘 끝에서 피어나는 섬세한 클래식 기타 선율이 가슴 깊은 곳에 전해주는 감동을 다시 한번 경험해 보시는 것은 어떨까요?</w:t>
       </w:r>
     </w:p>
     <w:sectPr>
